--- a/Mohan_Raj_Resume_3007.docx
+++ b/Mohan_Raj_Resume_3007.docx
@@ -144,8 +144,21 @@
       <w:r>
         <w:t xml:space="preserve">, </w:t>
       </w:r>
-      <w:r>
-        <w:t>LangChain, LangGraph,</w:t>
+      <w:proofErr w:type="spellStart"/>
+      <w:r>
+        <w:t>LangChain</w:t>
+      </w:r>
+      <w:proofErr w:type="spellEnd"/>
+      <w:r>
+        <w:t xml:space="preserve">, </w:t>
+      </w:r>
+      <w:proofErr w:type="spellStart"/>
+      <w:r>
+        <w:t>LangGraph</w:t>
+      </w:r>
+      <w:proofErr w:type="spellEnd"/>
+      <w:r>
+        <w:t>,</w:t>
       </w:r>
       <w:r>
         <w:t xml:space="preserve"> </w:t>
@@ -277,7 +290,15 @@
         <w:t>Tools &amp; Technologies</w:t>
       </w:r>
       <w:r>
-        <w:t>: RESTful APIs, GraphQL, OpenID Connect, Webpack, Adobe Target</w:t>
+        <w:t xml:space="preserve">: RESTful APIs, </w:t>
+      </w:r>
+      <w:proofErr w:type="spellStart"/>
+      <w:r>
+        <w:t>GraphQL</w:t>
+      </w:r>
+      <w:proofErr w:type="spellEnd"/>
+      <w:r>
+        <w:t>, OpenID Connect, Webpack, Adobe Target</w:t>
       </w:r>
     </w:p>
     <w:p>
@@ -447,7 +468,15 @@
         <w:t>Key Contributions in</w:t>
       </w:r>
       <w:r>
-        <w:t xml:space="preserve"> MultiTenant Web Portal (Since Jan 2017)</w:t>
+        <w:t xml:space="preserve"> </w:t>
+      </w:r>
+      <w:proofErr w:type="spellStart"/>
+      <w:r>
+        <w:t>MultiTenant</w:t>
+      </w:r>
+      <w:proofErr w:type="spellEnd"/>
+      <w:r>
+        <w:t xml:space="preserve"> Web Portal (Since Jan 2017)</w:t>
       </w:r>
       <w:r>
         <w:t>:</w:t>
@@ -678,8 +707,13 @@
       <w:r>
         <w:t xml:space="preserve"> used in </w:t>
       </w:r>
-      <w:r>
-        <w:t>MultiTenant Web Portal</w:t>
+      <w:proofErr w:type="spellStart"/>
+      <w:r>
+        <w:t>MultiTenant</w:t>
+      </w:r>
+      <w:proofErr w:type="spellEnd"/>
+      <w:r>
+        <w:t xml:space="preserve"> Web Portal</w:t>
       </w:r>
       <w:r>
         <w:t>:</w:t>
@@ -771,7 +805,15 @@
         <w:t xml:space="preserve">Designed a high-throughput Metrics API </w:t>
       </w:r>
       <w:r>
-        <w:t>utilizing Kafka and GCP BigQuery to enable real-time scalable data collection and advanced analytics.</w:t>
+        <w:t xml:space="preserve">utilizing Kafka and GCP </w:t>
+      </w:r>
+      <w:proofErr w:type="spellStart"/>
+      <w:r>
+        <w:t>BigQuery</w:t>
+      </w:r>
+      <w:proofErr w:type="spellEnd"/>
+      <w:r>
+        <w:t xml:space="preserve"> to enable real-time scalable data collection and advanced analytics.</w:t>
       </w:r>
     </w:p>
     <w:p>
@@ -794,8 +836,17 @@
           <w:b/>
           <w:bCs/>
         </w:rPr>
-        <w:t xml:space="preserve"> Web Applciation</w:t>
-      </w:r>
+        <w:t xml:space="preserve"> Web </w:t>
+      </w:r>
+      <w:proofErr w:type="spellStart"/>
+      <w:r>
+        <w:rPr>
+          <w:b/>
+          <w:bCs/>
+        </w:rPr>
+        <w:t>Applciation</w:t>
+      </w:r>
+      <w:proofErr w:type="spellEnd"/>
       <w:r>
         <w:rPr>
           <w:b/>
